--- a/API-GraphQL/Tarea API y GraphQL.docx
+++ b/API-GraphQL/Tarea API y GraphQL.docx
@@ -8,6 +8,579 @@
       </w:pPr>
       <w:r>
         <w:t>TAREA #2-INGESOFT II-ESTEBAN PRIETO LUGO</w:t>
+      </w:r>
+    </w:p>
+    <w:p>
+      <w:pPr>
+        <w:pStyle w:val="Ttulo2"/>
+      </w:pPr>
+      <w:r>
+        <w:t>API</w:t>
+      </w:r>
+    </w:p>
+    <w:p>
+      <w:pPr>
+        <w:pStyle w:val="Ttulo3"/>
+      </w:pPr>
+      <w:proofErr w:type="spellStart"/>
+      <w:r>
+        <w:t>Requests</w:t>
+      </w:r>
+      <w:proofErr w:type="spellEnd"/>
+    </w:p>
+    <w:p>
+      <w:pPr>
+        <w:pStyle w:val="Prrafodelista"/>
+        <w:numPr>
+          <w:ilvl w:val="0"/>
+          <w:numId w:val="2"/>
+        </w:numPr>
+      </w:pPr>
+      <w:r>
+        <w:rPr>
+          <w:b/>
+          <w:bCs/>
+        </w:rPr>
+        <w:t>Todos los países:</w:t>
+      </w:r>
+    </w:p>
+    <w:p>
+      <w:pPr>
+        <w:ind w:left="360"/>
+      </w:pPr>
+      <w:r>
+        <w:drawing>
+          <wp:inline distT="0" distB="0" distL="0" distR="0" wp14:anchorId="1D50737B" wp14:editId="10D471F3">
+            <wp:extent cx="5612130" cy="3387725"/>
+            <wp:effectExtent l="0" t="0" r="7620" b="3175"/>
+            <wp:docPr id="1529987156" name="Imagen 1"/>
+            <wp:cNvGraphicFramePr>
+              <a:graphicFrameLocks xmlns:a="http://schemas.openxmlformats.org/drawingml/2006/main" noChangeAspect="1"/>
+            </wp:cNvGraphicFramePr>
+            <a:graphic xmlns:a="http://schemas.openxmlformats.org/drawingml/2006/main">
+              <a:graphicData uri="http://schemas.openxmlformats.org/drawingml/2006/picture">
+                <pic:pic xmlns:pic="http://schemas.openxmlformats.org/drawingml/2006/picture">
+                  <pic:nvPicPr>
+                    <pic:cNvPr id="1529987156" name=""/>
+                    <pic:cNvPicPr/>
+                  </pic:nvPicPr>
+                  <pic:blipFill>
+                    <a:blip r:embed="rId5"/>
+                    <a:stretch>
+                      <a:fillRect/>
+                    </a:stretch>
+                  </pic:blipFill>
+                  <pic:spPr>
+                    <a:xfrm>
+                      <a:off x="0" y="0"/>
+                      <a:ext cx="5612130" cy="3387725"/>
+                    </a:xfrm>
+                    <a:prstGeom prst="rect">
+                      <a:avLst/>
+                    </a:prstGeom>
+                  </pic:spPr>
+                </pic:pic>
+              </a:graphicData>
+            </a:graphic>
+          </wp:inline>
+        </w:drawing>
+      </w:r>
+    </w:p>
+    <w:p>
+      <w:pPr>
+        <w:pStyle w:val="Prrafodelista"/>
+        <w:numPr>
+          <w:ilvl w:val="0"/>
+          <w:numId w:val="2"/>
+        </w:numPr>
+        <w:rPr>
+          <w:b/>
+          <w:bCs/>
+        </w:rPr>
+      </w:pPr>
+      <w:r>
+        <w:rPr>
+          <w:b/>
+          <w:bCs/>
+        </w:rPr>
+        <w:t>Nombre:</w:t>
+      </w:r>
+    </w:p>
+    <w:p>
+      <w:pPr>
+        <w:rPr>
+          <w:b/>
+          <w:bCs/>
+        </w:rPr>
+      </w:pPr>
+      <w:r>
+        <w:rPr>
+          <w:b/>
+          <w:bCs/>
+        </w:rPr>
+        <w:lastRenderedPageBreak/>
+        <w:drawing>
+          <wp:inline distT="0" distB="0" distL="0" distR="0" wp14:anchorId="5FF647AD" wp14:editId="5AB0B7A0">
+            <wp:extent cx="5612130" cy="3368040"/>
+            <wp:effectExtent l="0" t="0" r="7620" b="3810"/>
+            <wp:docPr id="50824648" name="Imagen 1"/>
+            <wp:cNvGraphicFramePr>
+              <a:graphicFrameLocks xmlns:a="http://schemas.openxmlformats.org/drawingml/2006/main" noChangeAspect="1"/>
+            </wp:cNvGraphicFramePr>
+            <a:graphic xmlns:a="http://schemas.openxmlformats.org/drawingml/2006/main">
+              <a:graphicData uri="http://schemas.openxmlformats.org/drawingml/2006/picture">
+                <pic:pic xmlns:pic="http://schemas.openxmlformats.org/drawingml/2006/picture">
+                  <pic:nvPicPr>
+                    <pic:cNvPr id="50824648" name=""/>
+                    <pic:cNvPicPr/>
+                  </pic:nvPicPr>
+                  <pic:blipFill>
+                    <a:blip r:embed="rId6"/>
+                    <a:stretch>
+                      <a:fillRect/>
+                    </a:stretch>
+                  </pic:blipFill>
+                  <pic:spPr>
+                    <a:xfrm>
+                      <a:off x="0" y="0"/>
+                      <a:ext cx="5612130" cy="3368040"/>
+                    </a:xfrm>
+                    <a:prstGeom prst="rect">
+                      <a:avLst/>
+                    </a:prstGeom>
+                  </pic:spPr>
+                </pic:pic>
+              </a:graphicData>
+            </a:graphic>
+          </wp:inline>
+        </w:drawing>
+      </w:r>
+    </w:p>
+    <w:p>
+      <w:pPr>
+        <w:pStyle w:val="Prrafodelista"/>
+        <w:numPr>
+          <w:ilvl w:val="0"/>
+          <w:numId w:val="2"/>
+        </w:numPr>
+        <w:rPr>
+          <w:b/>
+          <w:bCs/>
+        </w:rPr>
+      </w:pPr>
+      <w:r>
+        <w:rPr>
+          <w:b/>
+          <w:bCs/>
+        </w:rPr>
+        <w:t>Por Código:</w:t>
+      </w:r>
+    </w:p>
+    <w:p>
+      <w:pPr>
+        <w:rPr>
+          <w:b/>
+          <w:bCs/>
+        </w:rPr>
+      </w:pPr>
+      <w:r>
+        <w:rPr>
+          <w:b/>
+          <w:bCs/>
+        </w:rPr>
+        <w:drawing>
+          <wp:inline distT="0" distB="0" distL="0" distR="0" wp14:anchorId="5883138F" wp14:editId="20F6E052">
+            <wp:extent cx="5612130" cy="3362325"/>
+            <wp:effectExtent l="0" t="0" r="7620" b="9525"/>
+            <wp:docPr id="654988893" name="Imagen 1"/>
+            <wp:cNvGraphicFramePr>
+              <a:graphicFrameLocks xmlns:a="http://schemas.openxmlformats.org/drawingml/2006/main" noChangeAspect="1"/>
+            </wp:cNvGraphicFramePr>
+            <a:graphic xmlns:a="http://schemas.openxmlformats.org/drawingml/2006/main">
+              <a:graphicData uri="http://schemas.openxmlformats.org/drawingml/2006/picture">
+                <pic:pic xmlns:pic="http://schemas.openxmlformats.org/drawingml/2006/picture">
+                  <pic:nvPicPr>
+                    <pic:cNvPr id="654988893" name=""/>
+                    <pic:cNvPicPr/>
+                  </pic:nvPicPr>
+                  <pic:blipFill>
+                    <a:blip r:embed="rId7"/>
+                    <a:stretch>
+                      <a:fillRect/>
+                    </a:stretch>
+                  </pic:blipFill>
+                  <pic:spPr>
+                    <a:xfrm>
+                      <a:off x="0" y="0"/>
+                      <a:ext cx="5612130" cy="3362325"/>
+                    </a:xfrm>
+                    <a:prstGeom prst="rect">
+                      <a:avLst/>
+                    </a:prstGeom>
+                  </pic:spPr>
+                </pic:pic>
+              </a:graphicData>
+            </a:graphic>
+          </wp:inline>
+        </w:drawing>
+      </w:r>
+    </w:p>
+    <w:p>
+      <w:pPr>
+        <w:pStyle w:val="Prrafodelista"/>
+        <w:numPr>
+          <w:ilvl w:val="0"/>
+          <w:numId w:val="2"/>
+        </w:numPr>
+        <w:rPr>
+          <w:b/>
+          <w:bCs/>
+        </w:rPr>
+      </w:pPr>
+      <w:r>
+        <w:rPr>
+          <w:b/>
+          <w:bCs/>
+        </w:rPr>
+        <w:t>Por región:</w:t>
+      </w:r>
+    </w:p>
+    <w:p>
+      <w:pPr>
+        <w:rPr>
+          <w:b/>
+          <w:bCs/>
+        </w:rPr>
+      </w:pPr>
+      <w:r>
+        <w:rPr>
+          <w:b/>
+          <w:bCs/>
+        </w:rPr>
+        <w:lastRenderedPageBreak/>
+        <w:drawing>
+          <wp:inline distT="0" distB="0" distL="0" distR="0" wp14:anchorId="21C4D9A5" wp14:editId="44D77CA0">
+            <wp:extent cx="5612130" cy="3330575"/>
+            <wp:effectExtent l="0" t="0" r="7620" b="3175"/>
+            <wp:docPr id="478147617" name="Imagen 1"/>
+            <wp:cNvGraphicFramePr>
+              <a:graphicFrameLocks xmlns:a="http://schemas.openxmlformats.org/drawingml/2006/main" noChangeAspect="1"/>
+            </wp:cNvGraphicFramePr>
+            <a:graphic xmlns:a="http://schemas.openxmlformats.org/drawingml/2006/main">
+              <a:graphicData uri="http://schemas.openxmlformats.org/drawingml/2006/picture">
+                <pic:pic xmlns:pic="http://schemas.openxmlformats.org/drawingml/2006/picture">
+                  <pic:nvPicPr>
+                    <pic:cNvPr id="478147617" name=""/>
+                    <pic:cNvPicPr/>
+                  </pic:nvPicPr>
+                  <pic:blipFill>
+                    <a:blip r:embed="rId8"/>
+                    <a:stretch>
+                      <a:fillRect/>
+                    </a:stretch>
+                  </pic:blipFill>
+                  <pic:spPr>
+                    <a:xfrm>
+                      <a:off x="0" y="0"/>
+                      <a:ext cx="5612130" cy="3330575"/>
+                    </a:xfrm>
+                    <a:prstGeom prst="rect">
+                      <a:avLst/>
+                    </a:prstGeom>
+                  </pic:spPr>
+                </pic:pic>
+              </a:graphicData>
+            </a:graphic>
+          </wp:inline>
+        </w:drawing>
+      </w:r>
+    </w:p>
+    <w:p>
+      <w:pPr>
+        <w:pStyle w:val="Prrafodelista"/>
+        <w:numPr>
+          <w:ilvl w:val="0"/>
+          <w:numId w:val="2"/>
+        </w:numPr>
+        <w:rPr>
+          <w:b/>
+          <w:bCs/>
+        </w:rPr>
+      </w:pPr>
+      <w:r>
+        <w:rPr>
+          <w:b/>
+          <w:bCs/>
+        </w:rPr>
+        <w:t>Por idioma:</w:t>
+      </w:r>
+    </w:p>
+    <w:p>
+      <w:pPr>
+        <w:rPr>
+          <w:b/>
+          <w:bCs/>
+        </w:rPr>
+      </w:pPr>
+      <w:r>
+        <w:rPr>
+          <w:b/>
+          <w:bCs/>
+        </w:rPr>
+        <w:drawing>
+          <wp:inline distT="0" distB="0" distL="0" distR="0" wp14:anchorId="040E1579" wp14:editId="25AFBCC2">
+            <wp:extent cx="5612130" cy="3379470"/>
+            <wp:effectExtent l="0" t="0" r="7620" b="0"/>
+            <wp:docPr id="312779619" name="Imagen 1"/>
+            <wp:cNvGraphicFramePr>
+              <a:graphicFrameLocks xmlns:a="http://schemas.openxmlformats.org/drawingml/2006/main" noChangeAspect="1"/>
+            </wp:cNvGraphicFramePr>
+            <a:graphic xmlns:a="http://schemas.openxmlformats.org/drawingml/2006/main">
+              <a:graphicData uri="http://schemas.openxmlformats.org/drawingml/2006/picture">
+                <pic:pic xmlns:pic="http://schemas.openxmlformats.org/drawingml/2006/picture">
+                  <pic:nvPicPr>
+                    <pic:cNvPr id="312779619" name=""/>
+                    <pic:cNvPicPr/>
+                  </pic:nvPicPr>
+                  <pic:blipFill>
+                    <a:blip r:embed="rId9"/>
+                    <a:stretch>
+                      <a:fillRect/>
+                    </a:stretch>
+                  </pic:blipFill>
+                  <pic:spPr>
+                    <a:xfrm>
+                      <a:off x="0" y="0"/>
+                      <a:ext cx="5612130" cy="3379470"/>
+                    </a:xfrm>
+                    <a:prstGeom prst="rect">
+                      <a:avLst/>
+                    </a:prstGeom>
+                  </pic:spPr>
+                </pic:pic>
+              </a:graphicData>
+            </a:graphic>
+          </wp:inline>
+        </w:drawing>
+      </w:r>
+    </w:p>
+    <w:p>
+      <w:pPr>
+        <w:rPr>
+          <w:b/>
+          <w:bCs/>
+        </w:rPr>
+      </w:pPr>
+      <w:r>
+        <w:rPr>
+          <w:b/>
+          <w:bCs/>
+        </w:rPr>
+        <w:t>¿Qué API elegiste y por qué?</w:t>
+      </w:r>
+    </w:p>
+    <w:p>
+      <w:r>
+        <w:t xml:space="preserve">Elegí la API REST </w:t>
+      </w:r>
+      <w:proofErr w:type="spellStart"/>
+      <w:r>
+        <w:t>Countries</w:t>
+      </w:r>
+      <w:proofErr w:type="spellEnd"/>
+      <w:r>
+        <w:t xml:space="preserve"> porque es gratuita, pública y no requiere autenticación.</w:t>
+      </w:r>
+    </w:p>
+    <w:p>
+      <w:pPr>
+        <w:rPr>
+          <w:b/>
+          <w:bCs/>
+        </w:rPr>
+      </w:pPr>
+      <w:r>
+        <w:rPr>
+          <w:b/>
+          <w:bCs/>
+        </w:rPr>
+        <w:t>¿Qué datos devuelve?</w:t>
+      </w:r>
+    </w:p>
+    <w:p>
+      <w:r>
+        <w:lastRenderedPageBreak/>
+        <w:t>La API devuelve información relacionada con países del mundo, como:</w:t>
+      </w:r>
+      <w:r>
+        <w:t xml:space="preserve"> </w:t>
+      </w:r>
+      <w:r>
+        <w:t>Nombre del país</w:t>
+      </w:r>
+      <w:r>
+        <w:t xml:space="preserve">, </w:t>
+      </w:r>
+      <w:r>
+        <w:t>Capital</w:t>
+      </w:r>
+      <w:r>
+        <w:t xml:space="preserve">, </w:t>
+      </w:r>
+      <w:r>
+        <w:t>Región y subregión</w:t>
+      </w:r>
+      <w:r>
+        <w:t xml:space="preserve">, </w:t>
+      </w:r>
+      <w:r>
+        <w:t>Idiomas</w:t>
+      </w:r>
+      <w:r>
+        <w:t xml:space="preserve">, </w:t>
+      </w:r>
+      <w:r>
+        <w:t>Moneda</w:t>
+      </w:r>
+      <w:r>
+        <w:t xml:space="preserve">, </w:t>
+      </w:r>
+      <w:r>
+        <w:t>Población</w:t>
+      </w:r>
+      <w:r>
+        <w:t xml:space="preserve">, </w:t>
+      </w:r>
+      <w:r>
+        <w:t>Bandera</w:t>
+      </w:r>
+      <w:r>
+        <w:t xml:space="preserve">, </w:t>
+      </w:r>
+      <w:r>
+        <w:t>Código ISO</w:t>
+      </w:r>
+      <w:r>
+        <w:t>.</w:t>
+      </w:r>
+    </w:p>
+    <w:p>
+      <w:pPr>
+        <w:rPr>
+          <w:b/>
+          <w:bCs/>
+        </w:rPr>
+      </w:pPr>
+      <w:r>
+        <w:rPr>
+          <w:b/>
+          <w:bCs/>
+        </w:rPr>
+        <w:t>¿Usa token o no? ¿Qué tipo?</w:t>
+      </w:r>
+    </w:p>
+    <w:p>
+      <w:r>
+        <w:t xml:space="preserve">No utiliza ningún tipo de autenticación. Es una API pública, por lo que no requiere token, API Key ni JWT para acceder a sus </w:t>
+      </w:r>
+      <w:proofErr w:type="spellStart"/>
+      <w:r>
+        <w:t>endpoints</w:t>
+      </w:r>
+      <w:proofErr w:type="spellEnd"/>
+      <w:r>
+        <w:t>.</w:t>
+      </w:r>
+    </w:p>
+    <w:p>
+      <w:pPr>
+        <w:rPr>
+          <w:b/>
+          <w:bCs/>
+        </w:rPr>
+      </w:pPr>
+      <w:r>
+        <w:rPr>
+          <w:b/>
+          <w:bCs/>
+        </w:rPr>
+        <w:t>¿Qué códigos de estado recibiste?</w:t>
+      </w:r>
+    </w:p>
+    <w:p>
+      <w:r>
+        <w:t xml:space="preserve">Durante las pruebas </w:t>
+      </w:r>
+      <w:r>
+        <w:t>obtuve el código 200 OK, o también 404 Not Found.</w:t>
+      </w:r>
+    </w:p>
+    <w:p>
+      <w:pPr>
+        <w:rPr>
+          <w:b/>
+          <w:bCs/>
+        </w:rPr>
+      </w:pPr>
+      <w:r>
+        <w:rPr>
+          <w:b/>
+          <w:bCs/>
+        </w:rPr>
+        <w:t xml:space="preserve">¿Qué aprendiste diferente a </w:t>
+      </w:r>
+      <w:proofErr w:type="spellStart"/>
+      <w:r>
+        <w:rPr>
+          <w:b/>
+          <w:bCs/>
+        </w:rPr>
+        <w:t>JSONPlaceholder</w:t>
+      </w:r>
+      <w:proofErr w:type="spellEnd"/>
+      <w:r>
+        <w:rPr>
+          <w:b/>
+          <w:bCs/>
+        </w:rPr>
+        <w:t>?</w:t>
+      </w:r>
+    </w:p>
+    <w:p>
+      <w:r>
+        <w:t xml:space="preserve">A diferencia de </w:t>
+      </w:r>
+      <w:proofErr w:type="spellStart"/>
+      <w:r>
+        <w:t>JSONPlaceholder</w:t>
+      </w:r>
+      <w:proofErr w:type="spellEnd"/>
+      <w:r>
+        <w:t xml:space="preserve">, REST </w:t>
+      </w:r>
+      <w:proofErr w:type="spellStart"/>
+      <w:r>
+        <w:t>Countries</w:t>
+      </w:r>
+      <w:proofErr w:type="spellEnd"/>
+      <w:r>
+        <w:t xml:space="preserve"> trabaja con información real y permite realizar búsquedas mediante filtros específicos como región, idioma o código de país. También ayudó a comprender mejor el uso de </w:t>
+      </w:r>
+      <w:proofErr w:type="spellStart"/>
+      <w:r>
+        <w:t>endpoints</w:t>
+      </w:r>
+      <w:proofErr w:type="spellEnd"/>
+      <w:r>
+        <w:t xml:space="preserve"> especializados y el manejo de respuestas más complejas en formato JSON.</w:t>
+      </w:r>
+    </w:p>
+    <w:p>
+      <w:pPr>
+        <w:pStyle w:val="Ttulo2"/>
+      </w:pPr>
+      <w:r>
+        <w:t>GRAPHQL</w:t>
       </w:r>
     </w:p>
     <w:p>
@@ -58,7 +631,7 @@
           <w:noProof/>
         </w:rPr>
         <w:drawing>
-          <wp:anchor distT="0" distB="0" distL="114300" distR="114300" simplePos="0" relativeHeight="251658240" behindDoc="1" locked="0" layoutInCell="1" allowOverlap="1" wp14:anchorId="181DF8CE" wp14:editId="271644EE">
+          <wp:anchor distT="0" distB="0" distL="114300" distR="114300" simplePos="0" relativeHeight="251658240" behindDoc="1" locked="0" layoutInCell="1" allowOverlap="1" wp14:anchorId="181DF8CE" wp14:editId="73B65ED0">
             <wp:simplePos x="0" y="0"/>
             <wp:positionH relativeFrom="column">
               <wp:posOffset>-104775</wp:posOffset>
@@ -91,7 +664,7 @@
                     </pic:cNvPicPr>
                   </pic:nvPicPr>
                   <pic:blipFill>
-                    <a:blip r:embed="rId5" cstate="print">
+                    <a:blip r:embed="rId10" cstate="print">
                       <a:extLst>
                         <a:ext uri="{28A0092B-C50C-407E-A947-70E740481C1C}">
                           <a14:useLocalDpi xmlns:a14="http://schemas.microsoft.com/office/drawing/2010/main" val="0"/>
@@ -153,8 +726,9 @@
         <w:rPr>
           <w:noProof/>
         </w:rPr>
+        <w:lastRenderedPageBreak/>
         <w:drawing>
-          <wp:anchor distT="0" distB="0" distL="114300" distR="114300" simplePos="0" relativeHeight="251659264" behindDoc="1" locked="0" layoutInCell="1" allowOverlap="1" wp14:anchorId="74608648" wp14:editId="44CDD2A1">
+          <wp:anchor distT="0" distB="0" distL="114300" distR="114300" simplePos="0" relativeHeight="251659264" behindDoc="1" locked="0" layoutInCell="1" allowOverlap="1" wp14:anchorId="74608648" wp14:editId="7C696E38">
             <wp:simplePos x="0" y="0"/>
             <wp:positionH relativeFrom="column">
               <wp:posOffset>85725</wp:posOffset>
@@ -187,7 +761,7 @@
                     </pic:cNvPicPr>
                   </pic:nvPicPr>
                   <pic:blipFill>
-                    <a:blip r:embed="rId6" cstate="print">
+                    <a:blip r:embed="rId11" cstate="print">
                       <a:extLst>
                         <a:ext uri="{28A0092B-C50C-407E-A947-70E740481C1C}">
                           <a14:useLocalDpi xmlns:a14="http://schemas.microsoft.com/office/drawing/2010/main" val="0"/>
@@ -245,7 +819,6 @@
           <w:b/>
           <w:bCs/>
         </w:rPr>
-        <w:lastRenderedPageBreak/>
         <w:t>Query Anidada:</w:t>
       </w:r>
       <w:r>
@@ -258,7 +831,7 @@
           <w:noProof/>
         </w:rPr>
         <w:drawing>
-          <wp:inline distT="0" distB="0" distL="0" distR="0" wp14:anchorId="1328A8EA" wp14:editId="4629988A">
+          <wp:inline distT="0" distB="0" distL="0" distR="0" wp14:anchorId="1328A8EA" wp14:editId="1706D6C1">
             <wp:extent cx="5612130" cy="3374390"/>
             <wp:effectExtent l="0" t="0" r="7620" b="0"/>
             <wp:docPr id="1952925272" name="Imagen 3"/>
@@ -275,7 +848,7 @@
                     </pic:cNvPicPr>
                   </pic:nvPicPr>
                   <pic:blipFill>
-                    <a:blip r:embed="rId7" cstate="print">
+                    <a:blip r:embed="rId12" cstate="print">
                       <a:extLst>
                         <a:ext uri="{28A0092B-C50C-407E-A947-70E740481C1C}">
                           <a14:useLocalDpi xmlns:a14="http://schemas.microsoft.com/office/drawing/2010/main" val="0"/>
@@ -336,8 +909,9 @@
         <w:rPr>
           <w:noProof/>
         </w:rPr>
+        <w:lastRenderedPageBreak/>
         <w:drawing>
-          <wp:inline distT="0" distB="0" distL="0" distR="0" wp14:anchorId="2DB1E8C5" wp14:editId="641CF681">
+          <wp:inline distT="0" distB="0" distL="0" distR="0" wp14:anchorId="2DB1E8C5" wp14:editId="4097B4FB">
             <wp:extent cx="5612130" cy="3376930"/>
             <wp:effectExtent l="0" t="0" r="7620" b="0"/>
             <wp:docPr id="795865175" name="Imagen 4"/>
@@ -354,7 +928,7 @@
                     </pic:cNvPicPr>
                   </pic:nvPicPr>
                   <pic:blipFill>
-                    <a:blip r:embed="rId8" cstate="print">
+                    <a:blip r:embed="rId13" cstate="print">
                       <a:extLst>
                         <a:ext uri="{28A0092B-C50C-407E-A947-70E740481C1C}">
                           <a14:useLocalDpi xmlns:a14="http://schemas.microsoft.com/office/drawing/2010/main" val="0"/>
@@ -407,9 +981,8 @@
         <w:rPr>
           <w:noProof/>
         </w:rPr>
-        <w:lastRenderedPageBreak/>
         <w:drawing>
-          <wp:inline distT="0" distB="0" distL="0" distR="0" wp14:anchorId="0E4E5186" wp14:editId="515279F1">
+          <wp:inline distT="0" distB="0" distL="0" distR="0" wp14:anchorId="0E4E5186" wp14:editId="383ABDFF">
             <wp:extent cx="5612130" cy="3422650"/>
             <wp:effectExtent l="0" t="0" r="7620" b="6350"/>
             <wp:docPr id="557065188" name="Imagen 5"/>
@@ -426,7 +999,7 @@
                     </pic:cNvPicPr>
                   </pic:nvPicPr>
                   <pic:blipFill>
-                    <a:blip r:embed="rId9" cstate="print">
+                    <a:blip r:embed="rId14" cstate="print">
                       <a:extLst>
                         <a:ext uri="{28A0092B-C50C-407E-A947-70E740481C1C}">
                           <a14:useLocalDpi xmlns:a14="http://schemas.microsoft.com/office/drawing/2010/main" val="0"/>
@@ -483,6 +1056,7 @@
     <w:p>
       <w:proofErr w:type="spellStart"/>
       <w:r>
+        <w:lastRenderedPageBreak/>
         <w:t>GraphQL</w:t>
       </w:r>
       <w:proofErr w:type="spellEnd"/>
@@ -596,6 +1170,393 @@
 <file path=word/numbering.xml><?xml version="1.0" encoding="utf-8"?>
 <w:numbering xmlns:wpc="http://schemas.microsoft.com/office/word/2010/wordprocessingCanvas" xmlns:cx="http://schemas.microsoft.com/office/drawing/2014/chartex" xmlns:cx1="http://schemas.microsoft.com/office/drawing/2015/9/8/chartex" xmlns:cx2="http://schemas.microsoft.com/office/drawing/2015/10/21/chartex" xmlns:cx3="http://schemas.microsoft.com/office/drawing/2016/5/9/chartex" xmlns:cx4="http://schemas.microsoft.com/office/drawing/2016/5/10/chartex" xmlns:cx5="http://schemas.microsoft.com/office/drawing/2016/5/11/chartex" xmlns:cx6="http://schemas.microsoft.com/office/drawing/2016/5/12/chartex" xmlns:cx7="http://schemas.microsoft.com/office/drawing/2016/5/13/chartex" xmlns:cx8="http://schemas.microsoft.com/office/drawing/2016/5/14/chartex" xmlns:mc="http://schemas.openxmlformats.org/markup-compatibility/2006" xmlns:aink="http://schemas.microsoft.com/office/drawing/2016/ink" xmlns:am3d="http://schemas.microsoft.com/office/drawing/2017/model3d" xmlns:o="urn:schemas-microsoft-com:office:office" xmlns:oel="http://schemas.microsoft.com/office/2019/extlst" xmlns:r="http://schemas.openxmlformats.org/officeDocument/2006/relationships" xmlns:m="http://schemas.openxmlformats.org/officeDocument/2006/math" xmlns:v="urn:schemas-microsoft-com:vml" xmlns:wp14="http://schemas.microsoft.com/office/word/2010/wordprocessingDrawing" xmlns:wp="http://schemas.openxmlformats.org/drawingml/2006/wordprocessingDrawing" xmlns:w10="urn:schemas-microsoft-com:office:word" xmlns:w="http://schemas.openxmlformats.org/wordprocessingml/2006/main" xmlns:w14="http://schemas.microsoft.com/office/word/2010/wordml" xmlns:w15="http://schemas.microsoft.com/office/word/2012/wordml" xmlns:w16cex="http://schemas.microsoft.com/office/word/2018/wordml/cex" xmlns:w16cid="http://schemas.microsoft.com/office/word/2016/wordml/cid" xmlns:w16="http://schemas.microsoft.com/office/word/2018/wordml" xmlns:w16du="http://schemas.microsoft.com/office/word/2023/wordml/word16du" xmlns:w16sdtdh="http://schemas.microsoft.com/office/word/2020/wordml/sdtdatahash" xmlns:w16sdtfl="http://schemas.microsoft.com/office/word/2024/wordml/sdtformatlock" xmlns:w16se="http://schemas.microsoft.com/office/word/2015/wordml/symex" xmlns:wpg="http://schemas.microsoft.com/office/word/2010/wordprocessingGroup" xmlns:wpi="http://schemas.microsoft.com/office/word/2010/wordprocessingInk" xmlns:wne="http://schemas.microsoft.com/office/word/2006/wordml" xmlns:wps="http://schemas.microsoft.com/office/word/2010/wordprocessingShape" mc:Ignorable="w14 w15 w16se w16cid w16 w16cex w16sdtdh w16sdtfl w16du wp14">
   <w:abstractNum w:abstractNumId="0" w15:restartNumberingAfterBreak="0">
+    <w:nsid w:val="28434C2A"/>
+    <w:multiLevelType w:val="hybridMultilevel"/>
+    <w:tmpl w:val="4E6AACEC"/>
+    <w:lvl w:ilvl="0" w:tplc="080A0019">
+      <w:start w:val="1"/>
+      <w:numFmt w:val="lowerLetter"/>
+      <w:lvlText w:val="%1."/>
+      <w:lvlJc w:val="left"/>
+      <w:pPr>
+        <w:ind w:left="720" w:hanging="360"/>
+      </w:pPr>
+      <w:rPr>
+        <w:rFonts w:hint="default"/>
+      </w:rPr>
+    </w:lvl>
+    <w:lvl w:ilvl="1" w:tplc="080A0019" w:tentative="1">
+      <w:start w:val="1"/>
+      <w:numFmt w:val="lowerLetter"/>
+      <w:lvlText w:val="%2."/>
+      <w:lvlJc w:val="left"/>
+      <w:pPr>
+        <w:ind w:left="1440" w:hanging="360"/>
+      </w:pPr>
+    </w:lvl>
+    <w:lvl w:ilvl="2" w:tplc="080A001B" w:tentative="1">
+      <w:start w:val="1"/>
+      <w:numFmt w:val="lowerRoman"/>
+      <w:lvlText w:val="%3."/>
+      <w:lvlJc w:val="right"/>
+      <w:pPr>
+        <w:ind w:left="2160" w:hanging="180"/>
+      </w:pPr>
+    </w:lvl>
+    <w:lvl w:ilvl="3" w:tplc="080A000F" w:tentative="1">
+      <w:start w:val="1"/>
+      <w:numFmt w:val="decimal"/>
+      <w:lvlText w:val="%4."/>
+      <w:lvlJc w:val="left"/>
+      <w:pPr>
+        <w:ind w:left="2880" w:hanging="360"/>
+      </w:pPr>
+    </w:lvl>
+    <w:lvl w:ilvl="4" w:tplc="080A0019" w:tentative="1">
+      <w:start w:val="1"/>
+      <w:numFmt w:val="lowerLetter"/>
+      <w:lvlText w:val="%5."/>
+      <w:lvlJc w:val="left"/>
+      <w:pPr>
+        <w:ind w:left="3600" w:hanging="360"/>
+      </w:pPr>
+    </w:lvl>
+    <w:lvl w:ilvl="5" w:tplc="080A001B" w:tentative="1">
+      <w:start w:val="1"/>
+      <w:numFmt w:val="lowerRoman"/>
+      <w:lvlText w:val="%6."/>
+      <w:lvlJc w:val="right"/>
+      <w:pPr>
+        <w:ind w:left="4320" w:hanging="180"/>
+      </w:pPr>
+    </w:lvl>
+    <w:lvl w:ilvl="6" w:tplc="080A000F" w:tentative="1">
+      <w:start w:val="1"/>
+      <w:numFmt w:val="decimal"/>
+      <w:lvlText w:val="%7."/>
+      <w:lvlJc w:val="left"/>
+      <w:pPr>
+        <w:ind w:left="5040" w:hanging="360"/>
+      </w:pPr>
+    </w:lvl>
+    <w:lvl w:ilvl="7" w:tplc="080A0019" w:tentative="1">
+      <w:start w:val="1"/>
+      <w:numFmt w:val="lowerLetter"/>
+      <w:lvlText w:val="%8."/>
+      <w:lvlJc w:val="left"/>
+      <w:pPr>
+        <w:ind w:left="5760" w:hanging="360"/>
+      </w:pPr>
+    </w:lvl>
+    <w:lvl w:ilvl="8" w:tplc="080A001B" w:tentative="1">
+      <w:start w:val="1"/>
+      <w:numFmt w:val="lowerRoman"/>
+      <w:lvlText w:val="%9."/>
+      <w:lvlJc w:val="right"/>
+      <w:pPr>
+        <w:ind w:left="6480" w:hanging="180"/>
+      </w:pPr>
+    </w:lvl>
+  </w:abstractNum>
+  <w:abstractNum w:abstractNumId="1" w15:restartNumberingAfterBreak="0">
+    <w:nsid w:val="4DEA44FE"/>
+    <w:multiLevelType w:val="multilevel"/>
+    <w:tmpl w:val="2BF6DA22"/>
+    <w:lvl w:ilvl="0">
+      <w:start w:val="1"/>
+      <w:numFmt w:val="bullet"/>
+      <w:lvlText w:val=""/>
+      <w:lvlJc w:val="left"/>
+      <w:pPr>
+        <w:tabs>
+          <w:tab w:val="num" w:pos="720"/>
+        </w:tabs>
+        <w:ind w:left="720" w:hanging="360"/>
+      </w:pPr>
+      <w:rPr>
+        <w:rFonts w:ascii="Symbol" w:hAnsi="Symbol" w:hint="default"/>
+        <w:sz w:val="20"/>
+      </w:rPr>
+    </w:lvl>
+    <w:lvl w:ilvl="1" w:tentative="1">
+      <w:start w:val="1"/>
+      <w:numFmt w:val="bullet"/>
+      <w:lvlText w:val="o"/>
+      <w:lvlJc w:val="left"/>
+      <w:pPr>
+        <w:tabs>
+          <w:tab w:val="num" w:pos="1440"/>
+        </w:tabs>
+        <w:ind w:left="1440" w:hanging="360"/>
+      </w:pPr>
+      <w:rPr>
+        <w:rFonts w:ascii="Courier New" w:hAnsi="Courier New" w:hint="default"/>
+        <w:sz w:val="20"/>
+      </w:rPr>
+    </w:lvl>
+    <w:lvl w:ilvl="2" w:tentative="1">
+      <w:start w:val="1"/>
+      <w:numFmt w:val="bullet"/>
+      <w:lvlText w:val=""/>
+      <w:lvlJc w:val="left"/>
+      <w:pPr>
+        <w:tabs>
+          <w:tab w:val="num" w:pos="2160"/>
+        </w:tabs>
+        <w:ind w:left="2160" w:hanging="360"/>
+      </w:pPr>
+      <w:rPr>
+        <w:rFonts w:ascii="Wingdings" w:hAnsi="Wingdings" w:hint="default"/>
+        <w:sz w:val="20"/>
+      </w:rPr>
+    </w:lvl>
+    <w:lvl w:ilvl="3" w:tentative="1">
+      <w:start w:val="1"/>
+      <w:numFmt w:val="bullet"/>
+      <w:lvlText w:val=""/>
+      <w:lvlJc w:val="left"/>
+      <w:pPr>
+        <w:tabs>
+          <w:tab w:val="num" w:pos="2880"/>
+        </w:tabs>
+        <w:ind w:left="2880" w:hanging="360"/>
+      </w:pPr>
+      <w:rPr>
+        <w:rFonts w:ascii="Wingdings" w:hAnsi="Wingdings" w:hint="default"/>
+        <w:sz w:val="20"/>
+      </w:rPr>
+    </w:lvl>
+    <w:lvl w:ilvl="4" w:tentative="1">
+      <w:start w:val="1"/>
+      <w:numFmt w:val="bullet"/>
+      <w:lvlText w:val=""/>
+      <w:lvlJc w:val="left"/>
+      <w:pPr>
+        <w:tabs>
+          <w:tab w:val="num" w:pos="3600"/>
+        </w:tabs>
+        <w:ind w:left="3600" w:hanging="360"/>
+      </w:pPr>
+      <w:rPr>
+        <w:rFonts w:ascii="Wingdings" w:hAnsi="Wingdings" w:hint="default"/>
+        <w:sz w:val="20"/>
+      </w:rPr>
+    </w:lvl>
+    <w:lvl w:ilvl="5" w:tentative="1">
+      <w:start w:val="1"/>
+      <w:numFmt w:val="bullet"/>
+      <w:lvlText w:val=""/>
+      <w:lvlJc w:val="left"/>
+      <w:pPr>
+        <w:tabs>
+          <w:tab w:val="num" w:pos="4320"/>
+        </w:tabs>
+        <w:ind w:left="4320" w:hanging="360"/>
+      </w:pPr>
+      <w:rPr>
+        <w:rFonts w:ascii="Wingdings" w:hAnsi="Wingdings" w:hint="default"/>
+        <w:sz w:val="20"/>
+      </w:rPr>
+    </w:lvl>
+    <w:lvl w:ilvl="6" w:tentative="1">
+      <w:start w:val="1"/>
+      <w:numFmt w:val="bullet"/>
+      <w:lvlText w:val=""/>
+      <w:lvlJc w:val="left"/>
+      <w:pPr>
+        <w:tabs>
+          <w:tab w:val="num" w:pos="5040"/>
+        </w:tabs>
+        <w:ind w:left="5040" w:hanging="360"/>
+      </w:pPr>
+      <w:rPr>
+        <w:rFonts w:ascii="Wingdings" w:hAnsi="Wingdings" w:hint="default"/>
+        <w:sz w:val="20"/>
+      </w:rPr>
+    </w:lvl>
+    <w:lvl w:ilvl="7" w:tentative="1">
+      <w:start w:val="1"/>
+      <w:numFmt w:val="bullet"/>
+      <w:lvlText w:val=""/>
+      <w:lvlJc w:val="left"/>
+      <w:pPr>
+        <w:tabs>
+          <w:tab w:val="num" w:pos="5760"/>
+        </w:tabs>
+        <w:ind w:left="5760" w:hanging="360"/>
+      </w:pPr>
+      <w:rPr>
+        <w:rFonts w:ascii="Wingdings" w:hAnsi="Wingdings" w:hint="default"/>
+        <w:sz w:val="20"/>
+      </w:rPr>
+    </w:lvl>
+    <w:lvl w:ilvl="8" w:tentative="1">
+      <w:start w:val="1"/>
+      <w:numFmt w:val="bullet"/>
+      <w:lvlText w:val=""/>
+      <w:lvlJc w:val="left"/>
+      <w:pPr>
+        <w:tabs>
+          <w:tab w:val="num" w:pos="6480"/>
+        </w:tabs>
+        <w:ind w:left="6480" w:hanging="360"/>
+      </w:pPr>
+      <w:rPr>
+        <w:rFonts w:ascii="Wingdings" w:hAnsi="Wingdings" w:hint="default"/>
+        <w:sz w:val="20"/>
+      </w:rPr>
+    </w:lvl>
+  </w:abstractNum>
+  <w:abstractNum w:abstractNumId="2" w15:restartNumberingAfterBreak="0">
+    <w:nsid w:val="5B1743F9"/>
+    <w:multiLevelType w:val="multilevel"/>
+    <w:tmpl w:val="B372891E"/>
+    <w:lvl w:ilvl="0">
+      <w:start w:val="1"/>
+      <w:numFmt w:val="bullet"/>
+      <w:lvlText w:val=""/>
+      <w:lvlJc w:val="left"/>
+      <w:pPr>
+        <w:tabs>
+          <w:tab w:val="num" w:pos="720"/>
+        </w:tabs>
+        <w:ind w:left="720" w:hanging="360"/>
+      </w:pPr>
+      <w:rPr>
+        <w:rFonts w:ascii="Symbol" w:hAnsi="Symbol" w:hint="default"/>
+        <w:sz w:val="20"/>
+      </w:rPr>
+    </w:lvl>
+    <w:lvl w:ilvl="1" w:tentative="1">
+      <w:start w:val="1"/>
+      <w:numFmt w:val="bullet"/>
+      <w:lvlText w:val="o"/>
+      <w:lvlJc w:val="left"/>
+      <w:pPr>
+        <w:tabs>
+          <w:tab w:val="num" w:pos="1440"/>
+        </w:tabs>
+        <w:ind w:left="1440" w:hanging="360"/>
+      </w:pPr>
+      <w:rPr>
+        <w:rFonts w:ascii="Courier New" w:hAnsi="Courier New" w:hint="default"/>
+        <w:sz w:val="20"/>
+      </w:rPr>
+    </w:lvl>
+    <w:lvl w:ilvl="2" w:tentative="1">
+      <w:start w:val="1"/>
+      <w:numFmt w:val="bullet"/>
+      <w:lvlText w:val=""/>
+      <w:lvlJc w:val="left"/>
+      <w:pPr>
+        <w:tabs>
+          <w:tab w:val="num" w:pos="2160"/>
+        </w:tabs>
+        <w:ind w:left="2160" w:hanging="360"/>
+      </w:pPr>
+      <w:rPr>
+        <w:rFonts w:ascii="Wingdings" w:hAnsi="Wingdings" w:hint="default"/>
+        <w:sz w:val="20"/>
+      </w:rPr>
+    </w:lvl>
+    <w:lvl w:ilvl="3" w:tentative="1">
+      <w:start w:val="1"/>
+      <w:numFmt w:val="bullet"/>
+      <w:lvlText w:val=""/>
+      <w:lvlJc w:val="left"/>
+      <w:pPr>
+        <w:tabs>
+          <w:tab w:val="num" w:pos="2880"/>
+        </w:tabs>
+        <w:ind w:left="2880" w:hanging="360"/>
+      </w:pPr>
+      <w:rPr>
+        <w:rFonts w:ascii="Wingdings" w:hAnsi="Wingdings" w:hint="default"/>
+        <w:sz w:val="20"/>
+      </w:rPr>
+    </w:lvl>
+    <w:lvl w:ilvl="4" w:tentative="1">
+      <w:start w:val="1"/>
+      <w:numFmt w:val="bullet"/>
+      <w:lvlText w:val=""/>
+      <w:lvlJc w:val="left"/>
+      <w:pPr>
+        <w:tabs>
+          <w:tab w:val="num" w:pos="3600"/>
+        </w:tabs>
+        <w:ind w:left="3600" w:hanging="360"/>
+      </w:pPr>
+      <w:rPr>
+        <w:rFonts w:ascii="Wingdings" w:hAnsi="Wingdings" w:hint="default"/>
+        <w:sz w:val="20"/>
+      </w:rPr>
+    </w:lvl>
+    <w:lvl w:ilvl="5" w:tentative="1">
+      <w:start w:val="1"/>
+      <w:numFmt w:val="bullet"/>
+      <w:lvlText w:val=""/>
+      <w:lvlJc w:val="left"/>
+      <w:pPr>
+        <w:tabs>
+          <w:tab w:val="num" w:pos="4320"/>
+        </w:tabs>
+        <w:ind w:left="4320" w:hanging="360"/>
+      </w:pPr>
+      <w:rPr>
+        <w:rFonts w:ascii="Wingdings" w:hAnsi="Wingdings" w:hint="default"/>
+        <w:sz w:val="20"/>
+      </w:rPr>
+    </w:lvl>
+    <w:lvl w:ilvl="6" w:tentative="1">
+      <w:start w:val="1"/>
+      <w:numFmt w:val="bullet"/>
+      <w:lvlText w:val=""/>
+      <w:lvlJc w:val="left"/>
+      <w:pPr>
+        <w:tabs>
+          <w:tab w:val="num" w:pos="5040"/>
+        </w:tabs>
+        <w:ind w:left="5040" w:hanging="360"/>
+      </w:pPr>
+      <w:rPr>
+        <w:rFonts w:ascii="Wingdings" w:hAnsi="Wingdings" w:hint="default"/>
+        <w:sz w:val="20"/>
+      </w:rPr>
+    </w:lvl>
+    <w:lvl w:ilvl="7" w:tentative="1">
+      <w:start w:val="1"/>
+      <w:numFmt w:val="bullet"/>
+      <w:lvlText w:val=""/>
+      <w:lvlJc w:val="left"/>
+      <w:pPr>
+        <w:tabs>
+          <w:tab w:val="num" w:pos="5760"/>
+        </w:tabs>
+        <w:ind w:left="5760" w:hanging="360"/>
+      </w:pPr>
+      <w:rPr>
+        <w:rFonts w:ascii="Wingdings" w:hAnsi="Wingdings" w:hint="default"/>
+        <w:sz w:val="20"/>
+      </w:rPr>
+    </w:lvl>
+    <w:lvl w:ilvl="8" w:tentative="1">
+      <w:start w:val="1"/>
+      <w:numFmt w:val="bullet"/>
+      <w:lvlText w:val=""/>
+      <w:lvlJc w:val="left"/>
+      <w:pPr>
+        <w:tabs>
+          <w:tab w:val="num" w:pos="6480"/>
+        </w:tabs>
+        <w:ind w:left="6480" w:hanging="360"/>
+      </w:pPr>
+      <w:rPr>
+        <w:rFonts w:ascii="Wingdings" w:hAnsi="Wingdings" w:hint="default"/>
+        <w:sz w:val="20"/>
+      </w:rPr>
+    </w:lvl>
+  </w:abstractNum>
+  <w:abstractNum w:abstractNumId="3" w15:restartNumberingAfterBreak="0">
     <w:nsid w:val="7BE979E9"/>
     <w:multiLevelType w:val="hybridMultilevel"/>
     <w:tmpl w:val="928A3A8E"/>
@@ -685,7 +1646,16 @@
     </w:lvl>
   </w:abstractNum>
   <w:num w:numId="1" w16cid:durableId="982003126">
+    <w:abstractNumId w:val="3"/>
+  </w:num>
+  <w:num w:numId="2" w16cid:durableId="1561748550">
     <w:abstractNumId w:val="0"/>
+  </w:num>
+  <w:num w:numId="3" w16cid:durableId="1775900150">
+    <w:abstractNumId w:val="2"/>
+  </w:num>
+  <w:num w:numId="4" w16cid:durableId="1781602846">
+    <w:abstractNumId w:val="1"/>
   </w:num>
 </w:numbering>
 </file>
@@ -1119,7 +2089,6 @@
     <w:next w:val="Normal"/>
     <w:link w:val="Ttulo2Car"/>
     <w:uiPriority w:val="9"/>
-    <w:semiHidden/>
     <w:unhideWhenUsed/>
     <w:qFormat/>
     <w:rsid w:val="008516C7"/>
@@ -1142,7 +2111,6 @@
     <w:next w:val="Normal"/>
     <w:link w:val="Ttulo3Car"/>
     <w:uiPriority w:val="9"/>
-    <w:semiHidden/>
     <w:unhideWhenUsed/>
     <w:qFormat/>
     <w:rsid w:val="008516C7"/>
@@ -1335,7 +2303,6 @@
     <w:basedOn w:val="Fuentedeprrafopredeter"/>
     <w:link w:val="Ttulo2"/>
     <w:uiPriority w:val="9"/>
-    <w:semiHidden/>
     <w:rsid w:val="008516C7"/>
     <w:rPr>
       <w:rFonts w:asciiTheme="majorHAnsi" w:eastAsiaTheme="majorEastAsia" w:hAnsiTheme="majorHAnsi" w:cstheme="majorBidi"/>
@@ -1349,7 +2316,6 @@
     <w:basedOn w:val="Fuentedeprrafopredeter"/>
     <w:link w:val="Ttulo3"/>
     <w:uiPriority w:val="9"/>
-    <w:semiHidden/>
     <w:rsid w:val="008516C7"/>
     <w:rPr>
       <w:rFonts w:eastAsiaTheme="majorEastAsia" w:cstheme="majorBidi"/>
